--- a/Projeto Findora Modulo 1.docx
+++ b/Projeto Findora Modulo 1.docx
@@ -12,7 +12,17 @@
         <w:t>UFCD 10790 – Projeto de Programação</w:t>
       </w:r>
       <w:r>
-        <w:t xml:space="preserve"> (App FINDORA)</w:t>
+        <w:t xml:space="preserve"> (</w:t>
+      </w:r>
+      <w:r>
+        <w:rPr>
+          <w:b/>
+          <w:bCs/>
+        </w:rPr>
+        <w:t>App FINDORA</w:t>
+      </w:r>
+      <w:r>
+        <w:t>)</w:t>
       </w:r>
     </w:p>
     <w:p>
@@ -669,12 +679,115 @@
     <w:p>
       <w:pPr>
         <w:pStyle w:val="NormalWeb"/>
+        <w:numPr>
+          <w:ilvl w:val="1"/>
+          <w:numId w:val="3"/>
+        </w:numPr>
+        <w:rPr>
+          <w:b/>
+          <w:bCs/>
+        </w:rPr>
+      </w:pPr>
+      <w:r>
+        <w:rPr>
+          <w:b/>
+          <w:bCs/>
+        </w:rPr>
+        <w:t xml:space="preserve">Repositório </w:t>
+      </w:r>
+      <w:proofErr w:type="spellStart"/>
+      <w:r>
+        <w:rPr>
+          <w:b/>
+          <w:bCs/>
+        </w:rPr>
+        <w:t>Git</w:t>
+      </w:r>
+      <w:proofErr w:type="spellEnd"/>
+      <w:r>
+        <w:rPr>
+          <w:b/>
+          <w:bCs/>
+        </w:rPr>
+        <w:t xml:space="preserve"> inicializado com a estrutura de pastas do projeto (</w:t>
+      </w:r>
+      <w:proofErr w:type="spellStart"/>
+      <w:r>
+        <w:rPr>
+          <w:b/>
+          <w:bCs/>
+        </w:rPr>
+        <w:t>scaffold</w:t>
+      </w:r>
+      <w:proofErr w:type="spellEnd"/>
+      <w:r>
+        <w:rPr>
+          <w:b/>
+          <w:bCs/>
+        </w:rPr>
+        <w:t>).</w:t>
+      </w:r>
+    </w:p>
+    <w:p>
+      <w:pPr>
+        <w:pStyle w:val="NormalWeb"/>
         <w:ind w:left="372"/>
-        <w:rPr>
-          <w:b/>
-          <w:bCs/>
-        </w:rPr>
-      </w:pPr>
+        <w:jc w:val="center"/>
+        <w:rPr>
+          <w:b/>
+          <w:bCs/>
+        </w:rPr>
+      </w:pPr>
+      <w:r>
+        <w:rPr>
+          <w:b/>
+          <w:bCs/>
+          <w:noProof/>
+          <w14:ligatures w14:val="standardContextual"/>
+        </w:rPr>
+        <w:lastRenderedPageBreak/>
+        <w:drawing>
+          <wp:inline distT="0" distB="0" distL="0" distR="0" wp14:anchorId="30B862FD" wp14:editId="1E10594F">
+            <wp:extent cx="5506720" cy="3037840"/>
+            <wp:effectExtent l="0" t="0" r="0" b="0"/>
+            <wp:docPr id="1782704307" name="Imagem 2"/>
+            <wp:cNvGraphicFramePr>
+              <a:graphicFrameLocks xmlns:a="http://schemas.openxmlformats.org/drawingml/2006/main" noChangeAspect="1"/>
+            </wp:cNvGraphicFramePr>
+            <a:graphic xmlns:a="http://schemas.openxmlformats.org/drawingml/2006/main">
+              <a:graphicData uri="http://schemas.openxmlformats.org/drawingml/2006/picture">
+                <pic:pic xmlns:pic="http://schemas.openxmlformats.org/drawingml/2006/picture">
+                  <pic:nvPicPr>
+                    <pic:cNvPr id="1782704307" name="Imagem 1782704307"/>
+                    <pic:cNvPicPr/>
+                  </pic:nvPicPr>
+                  <pic:blipFill>
+                    <a:blip r:embed="rId6" cstate="print">
+                      <a:extLst>
+                        <a:ext uri="{28A0092B-C50C-407E-A947-70E740481C1C}">
+                          <a14:useLocalDpi xmlns:a14="http://schemas.microsoft.com/office/drawing/2010/main" val="0"/>
+                        </a:ext>
+                      </a:extLst>
+                    </a:blip>
+                    <a:stretch>
+                      <a:fillRect/>
+                    </a:stretch>
+                  </pic:blipFill>
+                  <pic:spPr>
+                    <a:xfrm>
+                      <a:off x="0" y="0"/>
+                      <a:ext cx="5506720" cy="3037840"/>
+                    </a:xfrm>
+                    <a:prstGeom prst="rect">
+                      <a:avLst/>
+                    </a:prstGeom>
+                  </pic:spPr>
+                </pic:pic>
+              </a:graphicData>
+            </a:graphic>
+          </wp:inline>
+        </w:drawing>
+      </w:r>
     </w:p>
     <w:p>
       <w:pPr>
